--- a/submission-report.docx
+++ b/submission-report.docx
@@ -19,7 +19,7 @@
         </w:numPr>
       </w:pPr>
       <w:r>
-        <w:t xml:space="preserve">Submission generated at 09/01/2026 at 21:36:43</w:t>
+        <w:t xml:space="preserve">Submission generated at 09/01/2026 at 21:39:55</w:t>
       </w:r>
     </w:p>
     <w:p>
@@ -8266,7 +8266,7 @@
         <w:pStyle w:val="FirstParagraph"/>
       </w:pPr>
       <w:r>
-        <w:t xml:space="preserve">Report generated on 09/01/2026 at 21:36:44</w:t>
+        <w:t xml:space="preserve">Report generated on 09/01/2026 at 21:39:56</w:t>
       </w:r>
     </w:p>
     <w:p>
@@ -8291,7 +8291,7 @@
         <w:pStyle w:val="FirstParagraph"/>
       </w:pPr>
       <w:r>
-        <w:t xml:space="preserve">SHA-256 Hash of the report: 640dede87969673574a221e0684ced10b76df27b3981e368d3c97dec77321099</w:t>
+        <w:t xml:space="preserve">SHA-256 Hash of the report: 2ebeeea6a2bf46eee1bbb7860dd639751880a2ddcfacf81784c83acc2cc6baae</w:t>
       </w:r>
     </w:p>
     <w:p>
